--- a/india_monitor_data/rag/documents/Vendor Contract Docs/SEVERE WEATHER LIABILITY WAIVER & FORCE MAJEURE DECLARATION.docx
+++ b/india_monitor_data/rag/documents/Vendor Contract Docs/SEVERE WEATHER LIABILITY WAIVER & FORCE MAJEURE DECLARATION.docx
@@ -47,6 +47,54 @@
     <w:p>
       <w:r>
         <w:t>Force Majeure is automatically voided if carrier telematics drop offline for &gt;12 hours or if the carrier refuses mandatory intermodal rail diversion.</w:t>
+      </w:r>
+    </w:p>
+    <w:p>
+      <w:r>
+        <w:rPr>
+          <w:b/>
+          <w:color w:val="B40000"/>
+        </w:rPr>
+        <w:br/>
+        <w:t>[HARMONIZATION AMENDMENT - CONDITION PRECEDENT COMPLIANCE]:</w:t>
+        <w:br/>
+        <w:t>Per UCC § 2-615 and ICC Force Majeure 2020 standards, any claim of severe weather or Act of God immunity is STRICTLY CONDITIONAL upon the carrier having transmitted electronic delay notification at least twelve (12) hours prior to the Promised Delivery Date (PDD) per SLA-LOG-VNS-0023. Failure to provide timely notice constitutes a failure to mitigate and forfeits all penalty waivers.</w:t>
+      </w:r>
+    </w:p>
+    <w:p>
+      <w:r>
+        <w:rPr>
+          <w:b/>
+          <w:color w:val="B40000"/>
+        </w:rPr>
+        <w:br/>
+        <w:t>[HARMONIZATION AMENDMENT - CONDITION PRECEDENT COMPLIANCE]:</w:t>
+        <w:br/>
+        <w:t>Per UCC § 2-615 and ICC Force Majeure 2020 standards, any claim of severe weather or Act of God immunity is STRICTLY CONDITIONAL upon the carrier having transmitted electronic delay notification at least twelve (12) hours prior to the Promised Delivery Date (PDD) per SLA-LOG-VNS-0023. Failure to provide timely notice constitutes a failure to mitigate and forfeits all penalty waivers.</w:t>
+      </w:r>
+    </w:p>
+    <w:p>
+      <w:r>
+        <w:rPr>
+          <w:b/>
+          <w:color w:val="B40000"/>
+        </w:rPr>
+        <w:br/>
+        <w:t>[HARMONIZATION AMENDMENT - CONDITION PRECEDENT COMPLIANCE]:</w:t>
+        <w:br/>
+        <w:t>Per UCC § 2-615 and ICC Force Majeure 2020 standards, any claim of severe weather or Act of God immunity is STRICTLY CONDITIONAL upon the carrier having transmitted electronic delay notification at least twelve (12) hours prior to the Promised Delivery Date (PDD) per SLA-LOG-VNS-0023. Failure to provide timely notice constitutes a failure to mitigate and forfeits all penalty waivers.</w:t>
+      </w:r>
+    </w:p>
+    <w:p>
+      <w:r>
+        <w:rPr>
+          <w:b/>
+          <w:color w:val="B40000"/>
+        </w:rPr>
+        <w:br/>
+        <w:t>[HARMONIZATION AMENDMENT - CONDITION PRECEDENT COMPLIANCE]:</w:t>
+        <w:br/>
+        <w:t>Per UCC § 2-615 and ICC Force Majeure 2020 standards, any claim of severe weather or Act of God immunity is STRICTLY CONDITIONAL upon the carrier having transmitted electronic delay notification at least twelve (12) hours prior to the Promised Delivery Date (PDD) per SLA-LOG-VNS-0023. Failure to provide timely notice constitutes a failure to mitigate and forfeits all penalty waivers.</w:t>
       </w:r>
     </w:p>
     <w:sectPr>
